--- a/www/resumes/middleware_resume.docx
+++ b/www/resumes/middleware_resume.docx
@@ -373,6 +373,70 @@
         <w:rPr>
           <w:rFonts w:ascii="Aptos Display" w:hAnsi="Aptos Display"/>
         </w:rPr>
+        <w:t>Architected and developed ReviewNudge™ (</w:t>
+      </w:r>
+      <w:hyperlink r:id="rId9" w:history="1">
+        <w:r>
+          <w:rPr>
+            <w:u w:val="single"/>
+          </w:rPr>
+          <w:t>reviewnudge.dourl.net</w:t>
+        </w:r>
+      </w:hyperlink>
+      <w:r>
+        <w:rPr>
+          <w:rFonts w:ascii="Aptos Display" w:hAnsi="Aptos Display"/>
+        </w:rPr>
+        <w:t>), a multi-tenant, micro-SaaS platform that automates customer review requests, follow-ups, workspace administration, and review-status tracking for service businesses.</w:t>
+      </w:r>
+    </w:p>
+    <w:p>
+      <w:pPr>
+        <w:pStyle w:val="BulletedList"/>
+        <w:numPr>
+          <w:ilvl w:val="0"/>
+          <w:numId w:val="2"/>
+        </w:numPr>
+        <w:rPr>
+          <w:rFonts w:ascii="Aptos Display" w:hAnsi="Aptos Display"/>
+        </w:rPr>
+      </w:pPr>
+      <w:r>
+        <w:rPr>
+          <w:rFonts w:ascii="Aptos Display" w:hAnsi="Aptos Display"/>
+        </w:rPr>
+        <w:t>Designed and developed Portmason™ (</w:t>
+      </w:r>
+      <w:hyperlink r:id="rId10" w:anchor="lab" w:history="1">
+        <w:r>
+          <w:rPr>
+            <w:u w:val="single"/>
+          </w:rPr>
+          <w:t>www.etal.solutions</w:t>
+        </w:r>
+      </w:hyperlink>
+      <w:r>
+        <w:rPr>
+          <w:rFonts w:ascii="Aptos Display" w:hAnsi="Aptos Display"/>
+        </w:rPr>
+        <w:t>), a portable automation platform that standardizes application provisioning, deployment, configuration, and operations across local and cloud environments.</w:t>
+      </w:r>
+    </w:p>
+    <w:p>
+      <w:pPr>
+        <w:pStyle w:val="BulletedList"/>
+        <w:numPr>
+          <w:ilvl w:val="0"/>
+          <w:numId w:val="2"/>
+        </w:numPr>
+        <w:rPr>
+          <w:rFonts w:ascii="Aptos Display" w:hAnsi="Aptos Display"/>
+        </w:rPr>
+      </w:pPr>
+      <w:r>
+        <w:rPr>
+          <w:rFonts w:ascii="Aptos Display" w:hAnsi="Aptos Display"/>
+        </w:rPr>
         <w:t>Designed and implemented .NET-based applications, APIs, integration components, and automation workflows using relational databases and cloud-ready patterns.</w:t>
       </w:r>
     </w:p>
@@ -557,6 +621,7 @@
           <w:sz w:val="24"/>
           <w:szCs w:val="24"/>
         </w:rPr>
+        <w:lastRenderedPageBreak/>
         <w:t>Partnered with development teams to troubleshoot production issues, optimize queries, and improve overall system performance and reliability.</w:t>
       </w:r>
     </w:p>
@@ -591,7 +656,6 @@
         <w:pStyle w:val="Heading2"/>
       </w:pPr>
       <w:r>
-        <w:lastRenderedPageBreak/>
         <w:t>Planned Career Sabbatical &amp; Independent Technical Projects</w:t>
       </w:r>
     </w:p>
@@ -1330,6 +1394,7 @@
         <w:rPr>
           <w:rFonts w:ascii="Aptos Display" w:hAnsi="Aptos Display"/>
         </w:rPr>
+        <w:lastRenderedPageBreak/>
         <w:t>Led middleware integration efforts for legacy-to-SAP system migrations using SeeBeyond e*Gate.</w:t>
       </w:r>
     </w:p>
@@ -1396,7 +1461,6 @@
           <w:sz w:val="26"/>
           <w:szCs w:val="26"/>
         </w:rPr>
-        <w:lastRenderedPageBreak/>
         <w:t>PM Realty Group — MIS Manager</w:t>
       </w:r>
     </w:p>
@@ -2109,6 +2173,7 @@
           <w:sz w:val="26"/>
           <w:szCs w:val="26"/>
         </w:rPr>
+        <w:lastRenderedPageBreak/>
         <w:t>Cloud &amp; Platforms</w:t>
       </w:r>
     </w:p>
@@ -2159,7 +2224,6 @@
           <w:sz w:val="26"/>
           <w:szCs w:val="26"/>
         </w:rPr>
-        <w:lastRenderedPageBreak/>
         <w:t>DevOps &amp; Operations</w:t>
       </w:r>
     </w:p>
@@ -2346,7 +2410,7 @@
       </w:pPr>
     </w:p>
     <w:sectPr>
-      <w:footerReference w:type="default" r:id="rId9"/>
+      <w:footerReference w:type="default" r:id="rId11"/>
       <w:type w:val="continuous"/>
       <w:pgSz w:w="12240" w:h="15840"/>
       <w:pgMar w:top="980" w:right="720" w:bottom="700" w:left="720" w:header="0" w:footer="507" w:gutter="0"/>
@@ -2550,6 +2614,119 @@
 <file path=word/numbering.xml><?xml version="1.0" encoding="utf-8"?>
 <w:numbering xmlns:wpc="http://schemas.microsoft.com/office/word/2010/wordprocessingCanvas" xmlns:cx="http://schemas.microsoft.com/office/drawing/2014/chartex" xmlns:cx1="http://schemas.microsoft.com/office/drawing/2015/9/8/chartex" xmlns:cx2="http://schemas.microsoft.com/office/drawing/2015/10/21/chartex" xmlns:cx3="http://schemas.microsoft.com/office/drawing/2016/5/9/chartex" xmlns:cx4="http://schemas.microsoft.com/office/drawing/2016/5/10/chartex" xmlns:cx5="http://schemas.microsoft.com/office/drawing/2016/5/11/chartex" xmlns:cx6="http://schemas.microsoft.com/office/drawing/2016/5/12/chartex" xmlns:cx7="http://schemas.microsoft.com/office/drawing/2016/5/13/chartex" xmlns:cx8="http://schemas.microsoft.com/office/drawing/2016/5/14/chartex" xmlns:mc="http://schemas.openxmlformats.org/markup-compatibility/2006" xmlns:aink="http://schemas.microsoft.com/office/drawing/2016/ink" xmlns:am3d="http://schemas.microsoft.com/office/drawing/2017/model3d" xmlns:o="urn:schemas-microsoft-com:office:office" xmlns:oel="http://schemas.microsoft.com/office/2019/extlst" xmlns:r="http://schemas.openxmlformats.org/officeDocument/2006/relationships" xmlns:m="http://schemas.openxmlformats.org/officeDocument/2006/math" xmlns:v="urn:schemas-microsoft-com:vml" xmlns:wp14="http://schemas.microsoft.com/office/word/2010/wordprocessingDrawing" xmlns:wp="http://schemas.openxmlformats.org/drawingml/2006/wordprocessingDrawing" xmlns:w10="urn:schemas-microsoft-com:office:word" xmlns:w="http://schemas.openxmlformats.org/wordprocessingml/2006/main" xmlns:w14="http://schemas.microsoft.com/office/word/2010/wordml" xmlns:w15="http://schemas.microsoft.com/office/word/2012/wordml" xmlns:w16cex="http://schemas.microsoft.com/office/word/2018/wordml/cex" xmlns:w16cid="http://schemas.microsoft.com/office/word/2016/wordml/cid" xmlns:w16="http://schemas.microsoft.com/office/word/2018/wordml" xmlns:w16du="http://schemas.microsoft.com/office/word/2023/wordml/word16du" xmlns:w16sdtdh="http://schemas.microsoft.com/office/word/2020/wordml/sdtdatahash" xmlns:w16sdtfl="http://schemas.microsoft.com/office/word/2024/wordml/sdtformatlock" xmlns:w16se="http://schemas.microsoft.com/office/word/2015/wordml/symex" xmlns:wpg="http://schemas.microsoft.com/office/word/2010/wordprocessingGroup" xmlns:wpi="http://schemas.microsoft.com/office/word/2010/wordprocessingInk" xmlns:wne="http://schemas.microsoft.com/office/word/2006/wordml" xmlns:wps="http://schemas.microsoft.com/office/word/2010/wordprocessingShape" mc:Ignorable="w14 w15 w16se w16cid w16 w16cex w16sdtdh w16sdtfl w16du wp14">
   <w:abstractNum w:abstractNumId="0" w15:restartNumberingAfterBreak="0">
+    <w:nsid w:val="01792C49"/>
+    <w:multiLevelType w:val="hybridMultilevel"/>
+    <w:tmpl w:val="C904543C"/>
+    <w:lvl w:ilvl="0" w:tplc="04090001">
+      <w:start w:val="1"/>
+      <w:numFmt w:val="bullet"/>
+      <w:lvlText w:val=""/>
+      <w:lvlJc w:val="left"/>
+      <w:pPr>
+        <w:ind w:left="1440" w:hanging="360"/>
+      </w:pPr>
+      <w:rPr>
+        <w:rFonts w:ascii="Symbol" w:hAnsi="Symbol" w:hint="default"/>
+      </w:rPr>
+    </w:lvl>
+    <w:lvl w:ilvl="1" w:tplc="04090003" w:tentative="1">
+      <w:start w:val="1"/>
+      <w:numFmt w:val="bullet"/>
+      <w:lvlText w:val="o"/>
+      <w:lvlJc w:val="left"/>
+      <w:pPr>
+        <w:ind w:left="2160" w:hanging="360"/>
+      </w:pPr>
+      <w:rPr>
+        <w:rFonts w:ascii="Courier New" w:hAnsi="Courier New" w:cs="Courier New" w:hint="default"/>
+      </w:rPr>
+    </w:lvl>
+    <w:lvl w:ilvl="2" w:tplc="04090005" w:tentative="1">
+      <w:start w:val="1"/>
+      <w:numFmt w:val="bullet"/>
+      <w:lvlText w:val=""/>
+      <w:lvlJc w:val="left"/>
+      <w:pPr>
+        <w:ind w:left="2880" w:hanging="360"/>
+      </w:pPr>
+      <w:rPr>
+        <w:rFonts w:ascii="Wingdings" w:hAnsi="Wingdings" w:hint="default"/>
+      </w:rPr>
+    </w:lvl>
+    <w:lvl w:ilvl="3" w:tplc="04090001" w:tentative="1">
+      <w:start w:val="1"/>
+      <w:numFmt w:val="bullet"/>
+      <w:lvlText w:val=""/>
+      <w:lvlJc w:val="left"/>
+      <w:pPr>
+        <w:ind w:left="3600" w:hanging="360"/>
+      </w:pPr>
+      <w:rPr>
+        <w:rFonts w:ascii="Symbol" w:hAnsi="Symbol" w:hint="default"/>
+      </w:rPr>
+    </w:lvl>
+    <w:lvl w:ilvl="4" w:tplc="04090003" w:tentative="1">
+      <w:start w:val="1"/>
+      <w:numFmt w:val="bullet"/>
+      <w:lvlText w:val="o"/>
+      <w:lvlJc w:val="left"/>
+      <w:pPr>
+        <w:ind w:left="4320" w:hanging="360"/>
+      </w:pPr>
+      <w:rPr>
+        <w:rFonts w:ascii="Courier New" w:hAnsi="Courier New" w:cs="Courier New" w:hint="default"/>
+      </w:rPr>
+    </w:lvl>
+    <w:lvl w:ilvl="5" w:tplc="04090005" w:tentative="1">
+      <w:start w:val="1"/>
+      <w:numFmt w:val="bullet"/>
+      <w:lvlText w:val=""/>
+      <w:lvlJc w:val="left"/>
+      <w:pPr>
+        <w:ind w:left="5040" w:hanging="360"/>
+      </w:pPr>
+      <w:rPr>
+        <w:rFonts w:ascii="Wingdings" w:hAnsi="Wingdings" w:hint="default"/>
+      </w:rPr>
+    </w:lvl>
+    <w:lvl w:ilvl="6" w:tplc="04090001" w:tentative="1">
+      <w:start w:val="1"/>
+      <w:numFmt w:val="bullet"/>
+      <w:lvlText w:val=""/>
+      <w:lvlJc w:val="left"/>
+      <w:pPr>
+        <w:ind w:left="5760" w:hanging="360"/>
+      </w:pPr>
+      <w:rPr>
+        <w:rFonts w:ascii="Symbol" w:hAnsi="Symbol" w:hint="default"/>
+      </w:rPr>
+    </w:lvl>
+    <w:lvl w:ilvl="7" w:tplc="04090003" w:tentative="1">
+      <w:start w:val="1"/>
+      <w:numFmt w:val="bullet"/>
+      <w:lvlText w:val="o"/>
+      <w:lvlJc w:val="left"/>
+      <w:pPr>
+        <w:ind w:left="6480" w:hanging="360"/>
+      </w:pPr>
+      <w:rPr>
+        <w:rFonts w:ascii="Courier New" w:hAnsi="Courier New" w:cs="Courier New" w:hint="default"/>
+      </w:rPr>
+    </w:lvl>
+    <w:lvl w:ilvl="8" w:tplc="04090005" w:tentative="1">
+      <w:start w:val="1"/>
+      <w:numFmt w:val="bullet"/>
+      <w:lvlText w:val=""/>
+      <w:lvlJc w:val="left"/>
+      <w:pPr>
+        <w:ind w:left="7200" w:hanging="360"/>
+      </w:pPr>
+      <w:rPr>
+        <w:rFonts w:ascii="Wingdings" w:hAnsi="Wingdings" w:hint="default"/>
+      </w:rPr>
+    </w:lvl>
+  </w:abstractNum>
+  <w:abstractNum w:abstractNumId="1" w15:restartNumberingAfterBreak="0">
     <w:nsid w:val="2D6401F1"/>
     <w:multiLevelType w:val="multilevel"/>
     <w:tmpl w:val="6EE4AE66"/>
@@ -2698,7 +2875,7 @@
       </w:rPr>
     </w:lvl>
   </w:abstractNum>
-  <w:abstractNum w:abstractNumId="1" w15:restartNumberingAfterBreak="0">
+  <w:abstractNum w:abstractNumId="2" w15:restartNumberingAfterBreak="0">
     <w:nsid w:val="2E2206B6"/>
     <w:multiLevelType w:val="multilevel"/>
     <w:tmpl w:val="4C3271E4"/>
@@ -2847,7 +3024,7 @@
       </w:rPr>
     </w:lvl>
   </w:abstractNum>
-  <w:abstractNum w:abstractNumId="2" w15:restartNumberingAfterBreak="0">
+  <w:abstractNum w:abstractNumId="3" w15:restartNumberingAfterBreak="0">
     <w:nsid w:val="366E65D0"/>
     <w:multiLevelType w:val="multilevel"/>
     <w:tmpl w:val="5546F12E"/>
@@ -2996,7 +3173,7 @@
       </w:rPr>
     </w:lvl>
   </w:abstractNum>
-  <w:abstractNum w:abstractNumId="3" w15:restartNumberingAfterBreak="0">
+  <w:abstractNum w:abstractNumId="4" w15:restartNumberingAfterBreak="0">
     <w:nsid w:val="3D3E2F72"/>
     <w:multiLevelType w:val="multilevel"/>
     <w:tmpl w:val="BFF49950"/>
@@ -3145,7 +3322,7 @@
       </w:rPr>
     </w:lvl>
   </w:abstractNum>
-  <w:abstractNum w:abstractNumId="4" w15:restartNumberingAfterBreak="0">
+  <w:abstractNum w:abstractNumId="5" w15:restartNumberingAfterBreak="0">
     <w:nsid w:val="53C60CD9"/>
     <w:multiLevelType w:val="multilevel"/>
     <w:tmpl w:val="46884AA0"/>
@@ -3294,7 +3471,7 @@
       </w:rPr>
     </w:lvl>
   </w:abstractNum>
-  <w:abstractNum w:abstractNumId="5" w15:restartNumberingAfterBreak="0">
+  <w:abstractNum w:abstractNumId="6" w15:restartNumberingAfterBreak="0">
     <w:nsid w:val="626F05BA"/>
     <w:multiLevelType w:val="hybridMultilevel"/>
     <w:tmpl w:val="A1EC643C"/>
@@ -3415,7 +3592,7 @@
       </w:rPr>
     </w:lvl>
   </w:abstractNum>
-  <w:abstractNum w:abstractNumId="6" w15:restartNumberingAfterBreak="0">
+  <w:abstractNum w:abstractNumId="7" w15:restartNumberingAfterBreak="0">
     <w:nsid w:val="661D2E1D"/>
     <w:multiLevelType w:val="multilevel"/>
     <w:tmpl w:val="B3822792"/>
@@ -3564,7 +3741,7 @@
       </w:rPr>
     </w:lvl>
   </w:abstractNum>
-  <w:abstractNum w:abstractNumId="7" w15:restartNumberingAfterBreak="0">
+  <w:abstractNum w:abstractNumId="8" w15:restartNumberingAfterBreak="0">
     <w:nsid w:val="6A81382C"/>
     <w:multiLevelType w:val="multilevel"/>
     <w:tmpl w:val="68D652E8"/>
@@ -3713,7 +3890,7 @@
       </w:rPr>
     </w:lvl>
   </w:abstractNum>
-  <w:abstractNum w:abstractNumId="8" w15:restartNumberingAfterBreak="0">
+  <w:abstractNum w:abstractNumId="9" w15:restartNumberingAfterBreak="0">
     <w:nsid w:val="6D6874A5"/>
     <w:multiLevelType w:val="multilevel"/>
     <w:tmpl w:val="4ECA13FA"/>
@@ -3862,7 +4039,7 @@
       </w:rPr>
     </w:lvl>
   </w:abstractNum>
-  <w:abstractNum w:abstractNumId="9" w15:restartNumberingAfterBreak="0">
+  <w:abstractNum w:abstractNumId="10" w15:restartNumberingAfterBreak="0">
     <w:nsid w:val="713D7480"/>
     <w:multiLevelType w:val="multilevel"/>
     <w:tmpl w:val="3F062B62"/>
@@ -4012,33 +4189,36 @@
     </w:lvl>
   </w:abstractNum>
   <w:num w:numId="1" w16cid:durableId="1160777021">
+    <w:abstractNumId w:val="6"/>
+  </w:num>
+  <w:num w:numId="2" w16cid:durableId="85424684">
+    <w:abstractNumId w:val="8"/>
+  </w:num>
+  <w:num w:numId="3" w16cid:durableId="1494178667">
+    <w:abstractNumId w:val="2"/>
+  </w:num>
+  <w:num w:numId="4" w16cid:durableId="1735664940">
+    <w:abstractNumId w:val="9"/>
+  </w:num>
+  <w:num w:numId="5" w16cid:durableId="2020816725">
+    <w:abstractNumId w:val="3"/>
+  </w:num>
+  <w:num w:numId="6" w16cid:durableId="1847397407">
+    <w:abstractNumId w:val="10"/>
+  </w:num>
+  <w:num w:numId="7" w16cid:durableId="537552107">
+    <w:abstractNumId w:val="4"/>
+  </w:num>
+  <w:num w:numId="8" w16cid:durableId="948774616">
+    <w:abstractNumId w:val="7"/>
+  </w:num>
+  <w:num w:numId="9" w16cid:durableId="521818524">
     <w:abstractNumId w:val="5"/>
   </w:num>
-  <w:num w:numId="2" w16cid:durableId="85424684">
-    <w:abstractNumId w:val="7"/>
-  </w:num>
-  <w:num w:numId="3" w16cid:durableId="1494178667">
+  <w:num w:numId="10" w16cid:durableId="2080596052">
     <w:abstractNumId w:val="1"/>
   </w:num>
-  <w:num w:numId="4" w16cid:durableId="1735664940">
-    <w:abstractNumId w:val="8"/>
-  </w:num>
-  <w:num w:numId="5" w16cid:durableId="2020816725">
-    <w:abstractNumId w:val="2"/>
-  </w:num>
-  <w:num w:numId="6" w16cid:durableId="1847397407">
-    <w:abstractNumId w:val="9"/>
-  </w:num>
-  <w:num w:numId="7" w16cid:durableId="537552107">
-    <w:abstractNumId w:val="3"/>
-  </w:num>
-  <w:num w:numId="8" w16cid:durableId="948774616">
-    <w:abstractNumId w:val="6"/>
-  </w:num>
-  <w:num w:numId="9" w16cid:durableId="521818524">
-    <w:abstractNumId w:val="4"/>
-  </w:num>
-  <w:num w:numId="10" w16cid:durableId="2080596052">
+  <w:num w:numId="11" w16cid:durableId="381095212">
     <w:abstractNumId w:val="0"/>
   </w:num>
 </w:numbering>
@@ -4662,6 +4842,17 @@
       <w:sz w:val="19"/>
     </w:rPr>
   </w:style>
+  <w:style w:type="character" w:styleId="Hyperlink">
+    <w:name w:val="Hyperlink"/>
+    <w:basedOn w:val="DefaultParagraphFont"/>
+    <w:uiPriority w:val="99"/>
+    <w:unhideWhenUsed/>
+    <w:rsid w:val="0057529D"/>
+    <w:rPr>
+      <w:color w:val="0000FF" w:themeColor="hyperlink"/>
+      <w:u w:val="single"/>
+    </w:rPr>
+  </w:style>
 </w:styles>
 </file>
 
